--- a/UP02.docx
+++ b/UP02.docx
@@ -824,23 +824,13 @@
                 <w:lang w:eastAsia="en-US"/>
               </w:rPr>
             </w:pPr>
-            <w:proofErr w:type="spellStart"/>
             <w:r>
               <w:rPr>
                 <w:sz w:val="28"/>
                 <w:szCs w:val="28"/>
                 <w:lang w:eastAsia="en-US"/>
               </w:rPr>
-              <w:t>Косяченко</w:t>
-            </w:r>
-            <w:proofErr w:type="spellEnd"/>
-            <w:r>
-              <w:rPr>
-                <w:sz w:val="28"/>
-                <w:szCs w:val="28"/>
-                <w:lang w:eastAsia="en-US"/>
-              </w:rPr>
-              <w:t xml:space="preserve"> Н.П.</w:t>
+              <w:t>Косяченко Н.П.</w:t>
             </w:r>
           </w:p>
         </w:tc>
@@ -1751,7 +1741,6 @@
         </w:rPr>
         <w:t>Программное обеспечение (далее ПО) «</w:t>
       </w:r>
-      <w:proofErr w:type="spellStart"/>
       <w:r>
         <w:rPr>
           <w:sz w:val="28"/>
@@ -1759,7 +1748,6 @@
         </w:rPr>
         <w:t>ТерраМир</w:t>
       </w:r>
-      <w:proofErr w:type="spellEnd"/>
       <w:r>
         <w:rPr>
           <w:sz w:val="28"/>
@@ -1825,39 +1813,7 @@
           <w:sz w:val="28"/>
           <w:szCs w:val="28"/>
         </w:rPr>
-        <w:t xml:space="preserve">упрощение там всякого такого крутого, ну вы поняли, короче. А, а, там ещё буде вещь… </w:t>
-      </w:r>
-      <w:proofErr w:type="spellStart"/>
-      <w:r>
-        <w:rPr>
-          <w:sz w:val="28"/>
-          <w:szCs w:val="28"/>
-        </w:rPr>
-        <w:t>нууу</w:t>
-      </w:r>
-      <w:proofErr w:type="spellEnd"/>
-      <w:r>
-        <w:rPr>
-          <w:sz w:val="28"/>
-          <w:szCs w:val="28"/>
-        </w:rPr>
-        <w:t xml:space="preserve"> </w:t>
-      </w:r>
-      <w:proofErr w:type="spellStart"/>
-      <w:r>
-        <w:rPr>
-          <w:sz w:val="28"/>
-          <w:szCs w:val="28"/>
-        </w:rPr>
-        <w:t>пряям</w:t>
-      </w:r>
-      <w:proofErr w:type="spellEnd"/>
-      <w:r>
-        <w:rPr>
-          <w:sz w:val="28"/>
-          <w:szCs w:val="28"/>
-        </w:rPr>
-        <w:t xml:space="preserve"> ВЕЕЩЬ: ты когда нажимаешь, то там</w:t>
+        <w:t>упрощение там всякого такого крутого, ну вы поняли, короче. А, а, там ещё буде вещь… нууу пряям ВЕЕЩЬ: ты когда нажимаешь, то там</w:t>
       </w:r>
       <w:r>
         <w:rPr>
@@ -2045,7 +2001,7 @@
     <w:p>
       <w:pPr>
         <w:pStyle w:val="a3"/>
-        <w:spacing w:after="0" w:line="360" w:lineRule="auto"/>
+        <w:spacing w:after="0" w:line="720" w:lineRule="auto"/>
         <w:ind w:left="0"/>
         <w:jc w:val="center"/>
         <w:rPr>
@@ -2136,35 +2092,44 @@
         </w:rPr>
         <w:t>Компания ООО «</w:t>
       </w:r>
-      <w:proofErr w:type="spellStart"/>
-      <w:r>
-        <w:rPr>
-          <w:sz w:val="28"/>
-          <w:szCs w:val="28"/>
-        </w:rPr>
-        <w:t>ТерраМир</w:t>
-      </w:r>
-      <w:proofErr w:type="spellEnd"/>
-      <w:r>
-        <w:rPr>
-          <w:sz w:val="28"/>
-          <w:szCs w:val="28"/>
-        </w:rPr>
-        <w:t xml:space="preserve">» в основном нацелена на производство и последующую продажу плитки. </w:t>
+      <w:r>
+        <w:rPr>
+          <w:sz w:val="28"/>
+          <w:szCs w:val="28"/>
+        </w:rPr>
+        <w:t xml:space="preserve">ПроПлит </w:t>
+      </w:r>
+      <w:r>
+        <w:rPr>
+          <w:sz w:val="28"/>
+          <w:szCs w:val="28"/>
+        </w:rPr>
+        <w:t>&amp;</w:t>
+      </w:r>
+      <w:r>
+        <w:rPr>
+          <w:sz w:val="28"/>
+          <w:szCs w:val="28"/>
+        </w:rPr>
+        <w:t xml:space="preserve"> </w:t>
+      </w:r>
+      <w:r>
+        <w:rPr>
+          <w:sz w:val="28"/>
+          <w:szCs w:val="28"/>
+          <w:lang w:val="en-US"/>
+        </w:rPr>
+        <w:t>Co</w:t>
       </w:r>
       <w:bookmarkStart w:id="0" w:name="_GoBack"/>
       <w:bookmarkEnd w:id="0"/>
-    </w:p>
-    <w:p>
-      <w:pPr>
-        <w:spacing w:line="360" w:lineRule="auto"/>
-        <w:ind w:firstLine="709"/>
-        <w:jc w:val="both"/>
-        <w:rPr>
-          <w:sz w:val="28"/>
-          <w:szCs w:val="28"/>
-        </w:rPr>
-      </w:pPr>
+      <w:r>
+        <w:rPr>
+          <w:sz w:val="28"/>
+          <w:szCs w:val="28"/>
+        </w:rPr>
+        <w:t>» в основном нацелена на производство и последующую продажу плитки.</w:t>
+      </w:r>
     </w:p>
     <w:p>
       <w:pPr>
@@ -2189,7 +2154,7 @@
     <w:p>
       <w:pPr>
         <w:pStyle w:val="a3"/>
-        <w:spacing w:after="0" w:line="360" w:lineRule="auto"/>
+        <w:spacing w:after="0" w:line="720" w:lineRule="auto"/>
         <w:ind w:left="0"/>
         <w:jc w:val="center"/>
         <w:rPr>
@@ -2652,7 +2617,7 @@
     <w:p>
       <w:pPr>
         <w:pStyle w:val="a3"/>
-        <w:spacing w:after="0" w:line="360" w:lineRule="auto"/>
+        <w:spacing w:after="0" w:line="720" w:lineRule="auto"/>
         <w:ind w:left="0"/>
         <w:jc w:val="center"/>
         <w:rPr>
@@ -2740,14 +2705,13 @@
     <w:p>
       <w:pPr>
         <w:pStyle w:val="a3"/>
-        <w:spacing w:after="0" w:line="360" w:lineRule="auto"/>
+        <w:spacing w:after="0" w:line="720" w:lineRule="auto"/>
         <w:ind w:left="0"/>
         <w:jc w:val="center"/>
         <w:rPr>
           <w:rFonts w:ascii="Times New Roman" w:hAnsi="Times New Roman" w:cs="Times New Roman"/>
           <w:sz w:val="28"/>
           <w:szCs w:val="28"/>
-          <w:lang w:val="en-US"/>
         </w:rPr>
       </w:pPr>
       <w:r>
@@ -2865,7 +2829,7 @@
     <w:p>
       <w:pPr>
         <w:pStyle w:val="a3"/>
-        <w:spacing w:after="0" w:line="360" w:lineRule="auto"/>
+        <w:spacing w:after="0" w:line="720" w:lineRule="auto"/>
         <w:ind w:left="0"/>
         <w:jc w:val="center"/>
         <w:rPr>
@@ -2903,7 +2867,7 @@
     <w:p>
       <w:pPr>
         <w:pStyle w:val="a3"/>
-        <w:spacing w:after="0" w:line="360" w:lineRule="auto"/>
+        <w:spacing w:after="0" w:line="720" w:lineRule="auto"/>
         <w:ind w:left="0"/>
         <w:jc w:val="center"/>
         <w:rPr>
@@ -2941,7 +2905,7 @@
     <w:p>
       <w:pPr>
         <w:pStyle w:val="a3"/>
-        <w:spacing w:after="0" w:line="360" w:lineRule="auto"/>
+        <w:spacing w:after="0" w:line="720" w:lineRule="auto"/>
         <w:ind w:left="0"/>
         <w:jc w:val="center"/>
         <w:rPr>
